--- a/PLAN/especificaciones_es.docx
+++ b/PLAN/especificaciones_es.docx
@@ -163,7 +163,7 @@
         <w:spacing w:after="120"/>
       </w:pPr>
       <w:r>
-        <w:t xml:space="preserve">• El modelo técnico es deliberadamente auditable: cada regla es explícita y trazable. Se ha descartado a propósito construir un modelo de selección propio tipo red neuronal o perceptrón (ver sección 30). El modelo multifactor (sección 19) sí incorpora una regresión ridge — una técnica estadística lineal, simple y transparente, con pesos ajustados que se pueden leer e interpretar directamente —, muy distinta en opacidad y en riesgo de sobreajuste de una red neuronal: no contradice el principio de auditabilidad, lo amplía con un método intermedio.</w:t>
+        <w:t xml:space="preserve">• El modelo técnico es deliberadamente auditable: cada regla es explícita y trazable. Un modelo de selección propio tipo red neuronal o perceptrón queda descartado como método de la aplicación, por el riesgo de sobreajuste y la pérdida de auditabilidad — aunque sí se exploró más tarde, aparte, como experimento controlado (ver sección 31). El modelo multifactor (sección 19) sí incorpora una regresión ridge — una técnica estadística lineal, simple y transparente, con pesos ajustados que se pueden leer e interpretar directamente —, muy distinta en opacidad y en riesgo de sobreajuste de una red neuronal: no contradice el principio de auditabilidad, lo amplía con un método intermedio.</w:t>
       </w:r>
     </w:p>
     <w:p>
@@ -1200,7 +1200,46 @@
           <w:sz w:val="28"/>
           <w:szCs w:val="28"/>
         </w:rPr>
-        <w:t xml:space="preserve">30. Cuestiones abiertas para el desarrollo</w:t>
+        <w:t xml:space="preserve">31. Comparación con red neuronal</w:t>
+      </w:r>
+    </w:p>
+    <w:p>
+      <w:pPr>
+        <w:spacing w:after="120"/>
+      </w:pPr>
+      <w:r>
+        <w:t xml:space="preserve">Sección de investigación aparte, que retoma deliberadamente la idea descartada en la sección 3, pero esta vez como experimento controlado y no como método de selección de la aplicación: calibrar dos formas de aprender a puntuar valores — una regresión ridge (la misma que usa el modelo multifactor, sección 19) y una red neuronal pequeña, ambas construidas y entrenadas desde cero sin ninguna librería de aprendizaje automático — mediante walk-forward: entrenar con lo ya conocido, aplicar al tramo siguiente, comparar con el resultado real, reajustar, deslizar la ventana una sesión hacia delante.</w:t>
+      </w:r>
+    </w:p>
+    <w:p>
+      <w:pPr>
+        <w:spacing w:after="120"/>
+      </w:pPr>
+      <w:r>
+        <w:t xml:space="preserve">Las variables no son un resumen de la ventana de cálculo (13 sesiones), sino el valor de cada sesión por separado — el incremento de precio, de volumen y de flujo de dinero de cada uno de los últimos días, más las 4 variables fundamentales de siempre, constantes —, 43 variables de entrada en total. El usuario elige cuántas de las últimas sesiones (1 a 10) se reservan para una fase de prueba en la que el modelo queda congelado y se aplica solo a datos que nunca ha visto — la única forma honesta de medir si acierta de verdad, y no solo si memoriza los datos con los que se ajustó.</w:t>
+      </w:r>
+    </w:p>
+    <w:p>
+      <w:pPr>
+        <w:spacing w:after="120"/>
+      </w:pPr>
+      <w:r>
+        <w:t xml:space="preserve">El resultado, agregado sobre varios índices, no mostró ninguna ventaja fiable de ninguno de los dos modelos frente a la línea base (la rentabilidad media de todos los candidatos elegibles ese mismo día): la red neuronal quedó prácticamente en el 50% de aciertos esperable por puro azar, y ridge, algo por debajo, sin llegar a un nivel estadísticamente concluyente. Confirma, con un método de validación más exigente, el mismo resultado ya obtenido con el modelo multifactor (sección 19): ninguno de los enfoques probados en este proyecto ha demostrado una ventaja predictiva fiable sobre no aplicar ningún criterio.</w:t>
+      </w:r>
+    </w:p>
+    <w:p>
+      <w:pPr>
+        <w:spacing w:after="120" w:before="240"/>
+      </w:pPr>
+      <w:r>
+        <w:rPr>
+          <w:b/>
+          <w:bCs/>
+          <w:color w:val="1F3864"/>
+          <w:sz w:val="28"/>
+          <w:szCs w:val="28"/>
+        </w:rPr>
+        <w:t xml:space="preserve">32. Cuestiones abiertas para el desarrollo</w:t>
       </w:r>
     </w:p>
     <w:p>
@@ -1216,7 +1255,7 @@
         <w:spacing w:after="120"/>
       </w:pPr>
       <w:r>
-        <w:t xml:space="preserve">• Descartado a propósito: un modelo de selección propio tipo red neuronal / perceptrón — demasiado riesgo de sobreajuste con estos datos y pérdida de auditabilidad (ver sección 3).</w:t>
+        <w:t xml:space="preserve">• Ya explorado como experimento aparte (sección 31): un modelo de selección propio tipo red neuronal / perceptrón, calibrado por walk-forward y validado con datos nunca vistos — sin ninguna ventaja predictiva fiable frente a la línea base, igual que el modelo multifactor (sección 19).</w:t>
       </w:r>
     </w:p>
     <w:p>

--- a/PLAN/especificaciones_es.docx
+++ b/PLAN/especificaciones_es.docx
@@ -1239,7 +1239,85 @@
           <w:sz w:val="28"/>
           <w:szCs w:val="28"/>
         </w:rPr>
-        <w:t xml:space="preserve">32. Cuestiones abiertas para el desarrollo</w:t>
+        <w:t xml:space="preserve">32. Clasificación de valores de un índice por precio y volumen</w:t>
+      </w:r>
+    </w:p>
+    <w:p>
+      <w:pPr>
+        <w:spacing w:after="120"/>
+      </w:pPr>
+      <w:r>
+        <w:t xml:space="preserve">Dentro de "Comparación con red neuronal" (sección 31), una variante distinta: en vez de predecir cuánto subirá cada valor, la red se limita a clasificarlo en dos grupos — por encima o por debajo de la MEDIANA del índice en las 5 sesiones siguientes. La mediana, no "superar el índice", se elige a propósito: reparte siempre los dos grupos por igual, así que la línea base es exactamente 50% y no hay forma de acertar diciendo siempre lo mismo.</w:t>
+      </w:r>
+    </w:p>
+    <w:p>
+      <w:pPr>
+        <w:spacing w:after="120"/>
+      </w:pPr>
+      <w:r>
+        <w:t xml:space="preserve">Cada valor se describe con sus 8 sesiones anteriores — precio, volumen y flujo de dinero de cada una, 24 variables. El histórico se parte en dos tramos separados en el tiempo: se entrena en el primero, el modelo se congela, y en el segundo — tras un hueco de seguridad de 5 sesiones, para que ninguna etiqueta de entrenamiento dependa ya de sesiones de prueba — se aplica sin más ajustes y se compara con lo que de verdad pasó. Para la recomendación de hoy, se reajusta una última vez con todo el histórico disponible.</w:t>
+      </w:r>
+    </w:p>
+    <w:p>
+      <w:pPr>
+        <w:spacing w:after="120"/>
+      </w:pPr>
+      <w:r>
+        <w:t xml:space="preserve">Resultado: en los índices probados, el acierto se quedó indistinguible del 50% esperable por azar, y —el dato más revelador— el acierto entre los casos de mayor confianza del modelo fue prácticamente igual al general, señal de que esa confianza no reflejaba ninguna señal real aprendida.</w:t>
+      </w:r>
+    </w:p>
+    <w:p>
+      <w:pPr>
+        <w:spacing w:after="120" w:before="240"/>
+      </w:pPr>
+      <w:r>
+        <w:rPr>
+          <w:b/>
+          <w:bCs/>
+          <w:color w:val="1F3864"/>
+          <w:sz w:val="28"/>
+          <w:szCs w:val="28"/>
+        </w:rPr>
+        <w:t xml:space="preserve">33. Clasificación por fundamentales</w:t>
+      </w:r>
+    </w:p>
+    <w:p>
+      <w:pPr>
+        <w:spacing w:after="120"/>
+      </w:pPr>
+      <w:r>
+        <w:t xml:space="preserve">Misma mecánica que la sección anterior, pero con variables fundamentales en vez de precio/volumen — con un problema de fondo distinto que hubo que resolver primero: Yahoo Finance solo da el valor de HOY de la mayoría de fundamentales, sin histórico. Se construyó un mecanismo de "vigencia": los datos que sí traen fecha real (resultados trimestrales y anuales publicados, y la evolución de las estimaciones de analistas de los últimos 3 meses) se consideran válidos desde su fecha de publicación hasta que aparece un dato más reciente que los sustituye — nunca antes, para no filtrar información del futuro. El resto (ratios de balance, cortos, reparto insider/institucional...) se trata como constante de hoy; y cuatro variables (PER, capitalización, rentabilidad por dividendo, beta) se reconstruyen combinando el precio histórico real con el dato fundamental vigente en cada momento.</w:t>
+      </w:r>
+    </w:p>
+    <w:p>
+      <w:pPr>
+        <w:spacing w:after="120"/>
+      </w:pPr>
+      <w:r>
+        <w:t xml:space="preserve">34 variables en total, cada una acompañada de un indicador de si el dato era real o imputado — la media de esa variable entre los demás valores del índice ese mismo día, cuando falta —, 68 columnas de entrada. El periodo se limita a un solo trimestre (63 sesiones): es el límite real de cobertura de la variable más rica (la evolución de estimaciones), no una cifra elegida al azar.</w:t>
+      </w:r>
+    </w:p>
+    <w:p>
+      <w:pPr>
+        <w:spacing w:after="120"/>
+      </w:pPr>
+      <w:r>
+        <w:t xml:space="preserve">Resultado, agregado sobre 8 índices tradicionales (117 pasos de prueba en total): los valores destacados por el modelo superaron a la media de su índice en 55 de 117 pasos (47,0%) — por debajo del azar, no por encima. La diferencia media de rentabilidad (destacados menos media) fue de -0,56 puntos. El propio patrón entre índices refuerza la lectura: el acierto entre los casos de mayor confianza varió entre el 33% y el 80% según el índice — una dispersión que un modelo con señal real no debería mostrar, y que es la firma característica del ruido de una muestra pequeña (12-15 pasos por índice), no de una ventaja real camuflada. Séptimo enfoque del proyecto que converge en el mismo resultado: sin ventaja predictiva fiable.</w:t>
+      </w:r>
+    </w:p>
+    <w:p>
+      <w:pPr>
+        <w:spacing w:after="120" w:before="240"/>
+      </w:pPr>
+      <w:r>
+        <w:rPr>
+          <w:b/>
+          <w:bCs/>
+          <w:color w:val="1F3864"/>
+          <w:sz w:val="28"/>
+          <w:szCs w:val="28"/>
+        </w:rPr>
+        <w:t xml:space="preserve">34. Cuestiones abiertas para el desarrollo</w:t>
       </w:r>
     </w:p>
     <w:p>
